--- a/downloads/teacher/05 Materials/Unit 06/Slides/Slides 06.12 - Feed the Class Menu Options and Constraints.docx
+++ b/downloads/teacher/05 Materials/Unit 06/Slides/Slides 06.12 - Feed the Class Menu Options and Constraints.docx
@@ -115,7 +115,7 @@
         <w:pStyle w:val="Compact"/>
       </w:pPr>
       <w:r>
-        <w:t xml:space="preserve">That is under a dollar and a half a person.</w:t>
+        <w:t xml:space="preserve">That is under three dollars a person.</w:t>
       </w:r>
     </w:p>
     <w:p>
@@ -485,22 +485,7 @@
         <w:t xml:space="preserve"> </w:t>
       </w:r>
       <w:r>
-        <w:t xml:space="preserve">Notes: Prices marked</w:t>
-      </w:r>
-      <w:r>
-        <w:t xml:space="preserve"> </w:t>
-      </w:r>
-      <w:r>
-        <w:rPr>
-          <w:rStyle w:val="TeacherNote"/>
-        </w:rPr>
-        <w:t xml:space="preserve">[update from this week’s circular].</w:t>
-      </w:r>
-      <w:r>
-        <w:t xml:space="preserve"> </w:t>
-      </w:r>
-      <w:r>
-        <w:t xml:space="preserve">Do not point out that Option B is over budget. Let a team find it.</w:t>
+        <w:t xml:space="preserve">Notes: Prices to be refreshed from the current circular before teaching. Do not point out that Option B is over budget. Let a team find it.</w:t>
       </w:r>
     </w:p>
     <w:p>
